--- a/TestWord_1/F_ТИПОВИЙ ДОГОВІР ОГ ТУР ПЛАТНИЙ ВХІД ГО УААСП.docx
+++ b/TestWord_1/F_ТИПОВИЙ ДОГОВІР ОГ ТУР ПЛАТНИЙ ВХІД ГО УААСП.docx
@@ -46,6 +46,10 @@
       <w:bookmarkStart w:id="0" w:name="_Hlk3200822"/>
       <w:sdt>
         <w:sdtPr>
+          <w:rPr>
+            <w:sz w:val="22"/>
+            <w:szCs w:val="22"/>
+          </w:rPr>
           <w:alias w:val="docNumberC"/>
           <w:tag w:val="docNumberC"/>
           <w:id w:val="-1545601821"/>
@@ -56,6 +60,7 @@
           <w15:appearance w15:val="tags"/>
           <w:text/>
         </w:sdtPr>
+        <w:sdtEndPr/>
         <w:sdtContent>
           <w:r>
             <w:rPr>
@@ -79,8 +84,6 @@
           <w:szCs w:val="22"/>
         </w:rPr>
       </w:pPr>
-      <w:bookmarkStart w:id="1" w:name="_GoBack"/>
-      <w:bookmarkEnd w:id="1"/>
     </w:p>
     <w:p>
       <w:pPr>
@@ -97,6 +100,7 @@
       <w:pPr>
         <w:pStyle w:val="a3"/>
         <w:ind w:right="0" w:firstLine="357"/>
+        <w:jc w:val="center"/>
         <w:rPr>
           <w:b/>
           <w:sz w:val="22"/>
@@ -105,48 +109,46 @@
       </w:pPr>
       <w:r>
         <w:rPr>
+          <w:b/>
+          <w:sz w:val="22"/>
+          <w:szCs w:val="22"/>
+        </w:rPr>
+        <w:t xml:space="preserve">м. Київ                                     </w:t>
+      </w:r>
+      <w:r>
+        <w:rPr>
+          <w:b/>
+          <w:sz w:val="22"/>
+          <w:szCs w:val="22"/>
+        </w:rPr>
+        <w:t xml:space="preserve">                                                       </w:t>
+      </w:r>
+      <w:r>
+        <w:rPr>
+          <w:b/>
+          <w:sz w:val="22"/>
+          <w:szCs w:val="22"/>
+        </w:rPr>
+        <w:t xml:space="preserve">   </w:t>
+      </w:r>
+      <w:r>
+        <w:rPr>
+          <w:b/>
           <w:sz w:val="22"/>
           <w:szCs w:val="22"/>
         </w:rPr>
         <w:t xml:space="preserve"> </w:t>
       </w:r>
-      <w:r>
-        <w:rPr>
-          <w:b/>
-          <w:sz w:val="22"/>
-          <w:szCs w:val="22"/>
-        </w:rPr>
-        <w:t xml:space="preserve">м. Київ                                     </w:t>
-      </w:r>
-      <w:r>
-        <w:rPr>
-          <w:b/>
-          <w:sz w:val="22"/>
-          <w:szCs w:val="22"/>
-        </w:rPr>
-        <w:t xml:space="preserve">                                                       </w:t>
-      </w:r>
-      <w:r>
-        <w:rPr>
-          <w:b/>
-          <w:sz w:val="22"/>
-          <w:szCs w:val="22"/>
-        </w:rPr>
-        <w:t xml:space="preserve">   </w:t>
-      </w:r>
-      <w:r>
-        <w:rPr>
-          <w:b/>
-          <w:sz w:val="22"/>
-          <w:szCs w:val="22"/>
-        </w:rPr>
-        <w:t xml:space="preserve"> </w:t>
-      </w:r>
-      <w:bookmarkStart w:id="2" w:name="_Hlk3207954"/>
+      <w:bookmarkStart w:id="1" w:name="_Hlk3207954"/>
       <w:sdt>
         <w:sdtPr>
-          <w:alias w:val="docDateC"/>
-          <w:tag w:val="docDateC"/>
+          <w:rPr>
+            <w:b/>
+            <w:sz w:val="22"/>
+            <w:szCs w:val="22"/>
+          </w:rPr>
+          <w:alias w:val="docDate"/>
+          <w:tag w:val="docDate"/>
           <w:id w:val="-1392730580"/>
           <w:placeholder>
             <w:docPart w:val="F0CABA75A1DF4540A4A0239393297C14"/>
@@ -155,6 +157,7 @@
           <w15:appearance w15:val="tags"/>
           <w:text/>
         </w:sdtPr>
+        <w:sdtEndPr/>
         <w:sdtContent>
           <w:r>
             <w:rPr>
@@ -164,7 +167,7 @@
           </w:r>
         </w:sdtContent>
       </w:sdt>
-      <w:bookmarkEnd w:id="2"/>
+      <w:bookmarkEnd w:id="1"/>
       <w:r>
         <w:rPr>
           <w:sz w:val="18"/>
@@ -178,7 +181,7 @@
           <w:sz w:val="22"/>
           <w:szCs w:val="22"/>
         </w:rPr>
-        <w:t xml:space="preserve">р.                         </w:t>
+        <w:t>р.</w:t>
       </w:r>
     </w:p>
     <w:p>
@@ -349,6 +352,7 @@
       <w:sdt>
         <w:sdtPr>
           <w:rPr>
+            <w:b/>
             <w:bCs/>
             <w:sz w:val="22"/>
             <w:szCs w:val="22"/>
@@ -363,6 +367,7 @@
           <w15:appearance w15:val="tags"/>
           <w:text/>
         </w:sdtPr>
+        <w:sdtEndPr/>
         <w:sdtContent>
           <w:r>
             <w:rPr>
@@ -397,6 +402,7 @@
           <w15:appearance w15:val="tags"/>
           <w:text/>
         </w:sdtPr>
+        <w:sdtEndPr/>
         <w:sdtContent>
           <w:r>
             <w:rPr>
@@ -421,6 +427,16 @@
           <w:szCs w:val="22"/>
         </w:rPr>
         <w:t>(далі – Користувач)</w:t>
+      </w:r>
+      <w:r>
+        <w:rPr>
+          <w:b/>
+          <w:bCs/>
+          <w:sz w:val="22"/>
+          <w:szCs w:val="22"/>
+          <w:lang w:val="ru-RU"/>
+        </w:rPr>
+        <w:t>,</w:t>
       </w:r>
       <w:r>
         <w:rPr>
@@ -446,6 +462,7 @@
           <w15:appearance w15:val="tags"/>
           <w:text/>
         </w:sdtPr>
+        <w:sdtEndPr/>
         <w:sdtContent>
           <w:r>
             <w:rPr>
@@ -455,6 +472,15 @@
           </w:r>
         </w:sdtContent>
       </w:sdt>
+      <w:r>
+        <w:rPr>
+          <w:bCs/>
+          <w:sz w:val="22"/>
+          <w:szCs w:val="22"/>
+          <w:lang w:val="ru-RU"/>
+        </w:rPr>
+        <w:t xml:space="preserve"> </w:t>
+      </w:r>
       <w:sdt>
         <w:sdtPr>
           <w:rPr>
@@ -473,6 +499,7 @@
           <w15:appearance w15:val="tags"/>
           <w:text/>
         </w:sdtPr>
+        <w:sdtEndPr/>
         <w:sdtContent>
           <w:r>
             <w:rPr>
@@ -488,7 +515,7 @@
           <w:b/>
           <w:bCs/>
         </w:rPr>
-        <w:t xml:space="preserve">, </w:t>
+        <w:t xml:space="preserve"> </w:t>
       </w:r>
       <w:sdt>
         <w:sdtPr>
@@ -507,6 +534,7 @@
           <w15:appearance w15:val="tags"/>
           <w:text/>
         </w:sdtPr>
+        <w:sdtEndPr/>
         <w:sdtContent>
           <w:r>
             <w:rPr>
@@ -516,6 +544,15 @@
           </w:r>
         </w:sdtContent>
       </w:sdt>
+      <w:r>
+        <w:rPr>
+          <w:bCs/>
+          <w:sz w:val="22"/>
+          <w:szCs w:val="22"/>
+          <w:lang w:val="ru-RU"/>
+        </w:rPr>
+        <w:t xml:space="preserve"> </w:t>
+      </w:r>
       <w:sdt>
         <w:sdtPr>
           <w:rPr>
@@ -534,6 +571,7 @@
           <w15:appearance w15:val="tags"/>
           <w:text/>
         </w:sdtPr>
+        <w:sdtEndPr/>
         <w:sdtContent>
           <w:r>
             <w:rPr>
@@ -546,17 +584,20 @@
       </w:sdt>
       <w:r>
         <w:rPr>
-          <w:sz w:val="22"/>
-          <w:szCs w:val="22"/>
-        </w:rPr>
-        <w:t>,</w:t>
-      </w:r>
-      <w:r>
-        <w:rPr>
-          <w:sz w:val="22"/>
-          <w:szCs w:val="22"/>
-        </w:rPr>
-        <w:t xml:space="preserve"> з іншої сторони, що при подальшому згадуванні разом іменуються Сторони</w:t>
+          <w:b/>
+          <w:bCs/>
+          <w:sz w:val="22"/>
+          <w:szCs w:val="22"/>
+          <w:lang w:val="ru-RU"/>
+        </w:rPr>
+        <w:t xml:space="preserve">  </w:t>
+      </w:r>
+      <w:r>
+        <w:rPr>
+          <w:sz w:val="22"/>
+          <w:szCs w:val="22"/>
+        </w:rPr>
+        <w:t>з іншої сторони, що при подальшому згадуванні разом іменуються Сторони</w:t>
       </w:r>
       <w:r>
         <w:rPr>
@@ -1573,584 +1614,227 @@
         <w:t>:</w:t>
       </w:r>
     </w:p>
-    <w:p>
-      <w:pPr>
-        <w:pStyle w:val="a3"/>
-        <w:ind w:right="0"/>
-        <w:rPr>
-          <w:sz w:val="22"/>
-          <w:szCs w:val="22"/>
-          <w:highlight w:val="yellow"/>
-        </w:rPr>
-      </w:pPr>
-      <w:r>
-        <w:rPr>
-          <w:b/>
-          <w:bCs/>
-          <w:sz w:val="22"/>
-          <w:szCs w:val="22"/>
-          <w:highlight w:val="yellow"/>
-        </w:rPr>
-        <w:lastRenderedPageBreak/>
-        <w:t>1)</w:t>
-      </w:r>
-      <w:r>
-        <w:rPr>
-          <w:sz w:val="22"/>
-          <w:szCs w:val="22"/>
-          <w:highlight w:val="yellow"/>
-        </w:rPr>
-        <w:t>______________________________</w:t>
-      </w:r>
-      <w:r>
-        <w:rPr>
-          <w:sz w:val="22"/>
-          <w:szCs w:val="22"/>
-          <w:highlight w:val="yellow"/>
-        </w:rPr>
-        <w:t>_____________________________(</w:t>
-      </w:r>
-      <w:r>
-        <w:rPr>
-          <w:i/>
-          <w:sz w:val="22"/>
-          <w:szCs w:val="22"/>
-          <w:highlight w:val="yellow"/>
-        </w:rPr>
-        <w:t>назва гастрольного заходу</w:t>
-      </w:r>
-      <w:r>
-        <w:rPr>
-          <w:sz w:val="22"/>
-          <w:szCs w:val="22"/>
-          <w:highlight w:val="yellow"/>
-        </w:rPr>
-        <w:t>)</w:t>
-      </w:r>
-      <w:r>
-        <w:rPr>
-          <w:sz w:val="22"/>
-          <w:szCs w:val="22"/>
-          <w:highlight w:val="yellow"/>
-        </w:rPr>
-        <w:t>, який відбудеться</w:t>
-      </w:r>
-      <w:r>
-        <w:rPr>
-          <w:sz w:val="22"/>
-          <w:szCs w:val="22"/>
-          <w:highlight w:val="yellow"/>
-        </w:rPr>
-        <w:t xml:space="preserve"> </w:t>
-      </w:r>
-      <w:r>
-        <w:rPr>
-          <w:sz w:val="22"/>
-          <w:szCs w:val="22"/>
-          <w:highlight w:val="yellow"/>
-        </w:rPr>
-        <w:t>«</w:t>
-      </w:r>
-      <w:r>
-        <w:rPr>
-          <w:sz w:val="22"/>
-          <w:szCs w:val="22"/>
-          <w:highlight w:val="yellow"/>
-        </w:rPr>
-        <w:t>___</w:t>
-      </w:r>
-      <w:r>
-        <w:rPr>
-          <w:sz w:val="22"/>
-          <w:szCs w:val="22"/>
-          <w:highlight w:val="yellow"/>
-        </w:rPr>
-        <w:t>»</w:t>
-      </w:r>
-      <w:r>
-        <w:rPr>
-          <w:sz w:val="22"/>
-          <w:szCs w:val="22"/>
-          <w:highlight w:val="yellow"/>
-        </w:rPr>
-        <w:t>________</w:t>
-      </w:r>
-      <w:r>
-        <w:rPr>
-          <w:sz w:val="22"/>
-          <w:szCs w:val="22"/>
-          <w:highlight w:val="yellow"/>
-        </w:rPr>
-        <w:t>20</w:t>
-      </w:r>
-      <w:r>
-        <w:rPr>
-          <w:sz w:val="22"/>
-          <w:szCs w:val="22"/>
-          <w:highlight w:val="yellow"/>
-        </w:rPr>
-        <w:t>___</w:t>
-      </w:r>
-      <w:r>
-        <w:rPr>
-          <w:sz w:val="22"/>
-          <w:szCs w:val="22"/>
-          <w:highlight w:val="yellow"/>
-        </w:rPr>
-        <w:t>р.</w:t>
-      </w:r>
-      <w:r>
-        <w:rPr>
-          <w:sz w:val="22"/>
-          <w:szCs w:val="22"/>
-          <w:highlight w:val="yellow"/>
-        </w:rPr>
-        <w:t xml:space="preserve"> з _____ год. до _____год.</w:t>
-      </w:r>
-      <w:r>
-        <w:rPr>
-          <w:sz w:val="22"/>
-          <w:szCs w:val="22"/>
-          <w:highlight w:val="yellow"/>
-        </w:rPr>
-        <w:t xml:space="preserve"> у _________________________</w:t>
-      </w:r>
-      <w:r>
-        <w:rPr>
-          <w:sz w:val="22"/>
-          <w:szCs w:val="22"/>
-          <w:highlight w:val="yellow"/>
-        </w:rPr>
-        <w:t>_____________(</w:t>
-      </w:r>
-      <w:r>
-        <w:rPr>
-          <w:i/>
-          <w:sz w:val="22"/>
-          <w:szCs w:val="22"/>
-          <w:highlight w:val="yellow"/>
-        </w:rPr>
-        <w:t>повна назва приміщення</w:t>
-      </w:r>
-      <w:r>
-        <w:rPr>
-          <w:sz w:val="22"/>
-          <w:szCs w:val="22"/>
-          <w:highlight w:val="yellow"/>
-        </w:rPr>
-        <w:t>)</w:t>
-      </w:r>
-      <w:r>
-        <w:rPr>
-          <w:sz w:val="22"/>
-          <w:szCs w:val="22"/>
-          <w:highlight w:val="yellow"/>
-        </w:rPr>
-        <w:t>,</w:t>
-      </w:r>
-      <w:r>
-        <w:rPr>
-          <w:sz w:val="22"/>
-          <w:szCs w:val="22"/>
-          <w:highlight w:val="yellow"/>
-        </w:rPr>
-        <w:t xml:space="preserve"> що має ___________ посадков</w:t>
-      </w:r>
-      <w:r>
-        <w:rPr>
-          <w:sz w:val="22"/>
-          <w:szCs w:val="22"/>
-          <w:highlight w:val="yellow"/>
-        </w:rPr>
-        <w:t>их місць та розташований на території України за адресою</w:t>
-      </w:r>
-      <w:r>
-        <w:rPr>
-          <w:sz w:val="22"/>
-          <w:szCs w:val="22"/>
-          <w:highlight w:val="yellow"/>
-        </w:rPr>
-        <w:t>:</w:t>
-      </w:r>
-      <w:r>
-        <w:rPr>
-          <w:sz w:val="22"/>
-          <w:szCs w:val="22"/>
-          <w:highlight w:val="yellow"/>
-        </w:rPr>
-        <w:t>______________________________________</w:t>
-      </w:r>
-      <w:r>
-        <w:rPr>
-          <w:sz w:val="22"/>
-          <w:szCs w:val="22"/>
-          <w:highlight w:val="yellow"/>
-        </w:rPr>
-        <w:t>_____________________________</w:t>
-      </w:r>
-      <w:r>
-        <w:rPr>
-          <w:sz w:val="22"/>
-          <w:szCs w:val="22"/>
-          <w:highlight w:val="yellow"/>
-        </w:rPr>
-        <w:t>_____</w:t>
-      </w:r>
-      <w:r>
-        <w:rPr>
-          <w:sz w:val="22"/>
-          <w:szCs w:val="22"/>
-          <w:highlight w:val="yellow"/>
-        </w:rPr>
-        <w:t>___(</w:t>
-      </w:r>
-      <w:r>
-        <w:rPr>
-          <w:i/>
-          <w:sz w:val="22"/>
-          <w:szCs w:val="22"/>
-          <w:highlight w:val="yellow"/>
-        </w:rPr>
-        <w:t xml:space="preserve">назва області, району, міста (селища), вулиця, № буд. і </w:t>
-      </w:r>
-      <w:proofErr w:type="spellStart"/>
-      <w:r>
-        <w:rPr>
-          <w:i/>
-          <w:sz w:val="22"/>
-          <w:szCs w:val="22"/>
-          <w:highlight w:val="yellow"/>
-        </w:rPr>
-        <w:t>т.п</w:t>
-      </w:r>
-      <w:proofErr w:type="spellEnd"/>
-      <w:r>
-        <w:rPr>
-          <w:i/>
-          <w:sz w:val="22"/>
-          <w:szCs w:val="22"/>
-          <w:highlight w:val="yellow"/>
-        </w:rPr>
-        <w:t>.)</w:t>
-      </w:r>
-      <w:r>
-        <w:rPr>
-          <w:sz w:val="22"/>
-          <w:szCs w:val="22"/>
-          <w:highlight w:val="yellow"/>
-        </w:rPr>
-        <w:t>;</w:t>
-      </w:r>
-    </w:p>
-    <w:p>
-      <w:pPr>
-        <w:pStyle w:val="a3"/>
-        <w:ind w:right="0"/>
-        <w:rPr>
-          <w:sz w:val="22"/>
-          <w:szCs w:val="22"/>
-          <w:highlight w:val="yellow"/>
-        </w:rPr>
-      </w:pPr>
-      <w:r>
-        <w:rPr>
-          <w:b/>
-          <w:bCs/>
-          <w:sz w:val="22"/>
-          <w:szCs w:val="22"/>
-          <w:highlight w:val="yellow"/>
-        </w:rPr>
-        <w:t>2)</w:t>
-      </w:r>
-      <w:r>
-        <w:rPr>
-          <w:sz w:val="22"/>
-          <w:szCs w:val="22"/>
-          <w:highlight w:val="yellow"/>
-        </w:rPr>
-        <w:t xml:space="preserve"> ___________________________________________________________(</w:t>
-      </w:r>
-      <w:r>
-        <w:rPr>
-          <w:i/>
-          <w:sz w:val="22"/>
-          <w:szCs w:val="22"/>
-          <w:highlight w:val="yellow"/>
-        </w:rPr>
-        <w:t>назва гастрольного заходу</w:t>
-      </w:r>
-      <w:r>
-        <w:rPr>
-          <w:sz w:val="22"/>
-          <w:szCs w:val="22"/>
-          <w:highlight w:val="yellow"/>
-        </w:rPr>
-        <w:t>), який відбудеться «___»________20___р. з _____ год. до _____год. у ______________________________________(</w:t>
-      </w:r>
-      <w:r>
-        <w:rPr>
-          <w:i/>
-          <w:sz w:val="22"/>
-          <w:szCs w:val="22"/>
-          <w:highlight w:val="yellow"/>
-        </w:rPr>
-        <w:t>повна назва приміщення</w:t>
-      </w:r>
-      <w:r>
-        <w:rPr>
-          <w:sz w:val="22"/>
-          <w:szCs w:val="22"/>
-          <w:highlight w:val="yellow"/>
-        </w:rPr>
-        <w:t>), що має ___________ посадкових місць та розташований на території України за адресою:___________________________________________________________________________(</w:t>
-      </w:r>
-      <w:r>
-        <w:rPr>
-          <w:i/>
-          <w:sz w:val="22"/>
-          <w:szCs w:val="22"/>
-          <w:highlight w:val="yellow"/>
-        </w:rPr>
-        <w:t xml:space="preserve">назва області, району, міста (селища), вулиця, № буд. і </w:t>
-      </w:r>
-      <w:proofErr w:type="spellStart"/>
-      <w:r>
-        <w:rPr>
-          <w:i/>
-          <w:sz w:val="22"/>
-          <w:szCs w:val="22"/>
-          <w:highlight w:val="yellow"/>
-        </w:rPr>
-        <w:t>т.п</w:t>
-      </w:r>
-      <w:proofErr w:type="spellEnd"/>
-      <w:r>
-        <w:rPr>
-          <w:i/>
-          <w:sz w:val="22"/>
-          <w:szCs w:val="22"/>
-          <w:highlight w:val="yellow"/>
-        </w:rPr>
-        <w:t>.)</w:t>
-      </w:r>
-      <w:r>
-        <w:rPr>
-          <w:sz w:val="22"/>
-          <w:szCs w:val="22"/>
-          <w:highlight w:val="yellow"/>
-        </w:rPr>
-        <w:t>;</w:t>
-      </w:r>
-    </w:p>
-    <w:p>
-      <w:pPr>
-        <w:pStyle w:val="a3"/>
-        <w:ind w:right="-1"/>
-        <w:rPr>
-          <w:sz w:val="22"/>
-          <w:szCs w:val="22"/>
-          <w:highlight w:val="yellow"/>
-        </w:rPr>
-      </w:pPr>
-      <w:r>
-        <w:rPr>
-          <w:b/>
-          <w:bCs/>
-          <w:sz w:val="22"/>
-          <w:szCs w:val="22"/>
-          <w:highlight w:val="yellow"/>
-        </w:rPr>
-        <w:t>3</w:t>
-      </w:r>
-      <w:r>
-        <w:rPr>
-          <w:b/>
-          <w:bCs/>
-          <w:sz w:val="22"/>
-          <w:szCs w:val="22"/>
-          <w:highlight w:val="yellow"/>
-        </w:rPr>
-        <w:t xml:space="preserve">) </w:t>
-      </w:r>
-      <w:r>
-        <w:rPr>
-          <w:sz w:val="22"/>
-          <w:szCs w:val="22"/>
-          <w:highlight w:val="yellow"/>
-        </w:rPr>
-        <w:t>___________________________________________________________(</w:t>
-      </w:r>
-      <w:r>
-        <w:rPr>
-          <w:i/>
-          <w:sz w:val="22"/>
-          <w:szCs w:val="22"/>
-          <w:highlight w:val="yellow"/>
-        </w:rPr>
-        <w:t>назва гастрольного заходу</w:t>
-      </w:r>
-      <w:r>
-        <w:rPr>
-          <w:sz w:val="22"/>
-          <w:szCs w:val="22"/>
-          <w:highlight w:val="yellow"/>
-        </w:rPr>
-        <w:t>), який відбудеться «___»________20___р. з _____ год. до _____год. у ______________________________________(</w:t>
-      </w:r>
-      <w:r>
-        <w:rPr>
-          <w:i/>
-          <w:sz w:val="22"/>
-          <w:szCs w:val="22"/>
-          <w:highlight w:val="yellow"/>
-        </w:rPr>
-        <w:t>повна назва приміщення</w:t>
-      </w:r>
-      <w:r>
-        <w:rPr>
-          <w:sz w:val="22"/>
-          <w:szCs w:val="22"/>
-          <w:highlight w:val="yellow"/>
-        </w:rPr>
-        <w:t>), що має ___________ посадкових місць та розташований на території України за адресою:___________________________________________________________________________(</w:t>
-      </w:r>
-      <w:r>
-        <w:rPr>
-          <w:i/>
-          <w:sz w:val="22"/>
-          <w:szCs w:val="22"/>
-          <w:highlight w:val="yellow"/>
-        </w:rPr>
-        <w:t xml:space="preserve">назва області, району, міста (селища), вулиця, № буд. і </w:t>
-      </w:r>
-      <w:proofErr w:type="spellStart"/>
-      <w:r>
-        <w:rPr>
-          <w:i/>
-          <w:sz w:val="22"/>
-          <w:szCs w:val="22"/>
-          <w:highlight w:val="yellow"/>
-        </w:rPr>
-        <w:t>т.п</w:t>
-      </w:r>
-      <w:proofErr w:type="spellEnd"/>
-      <w:r>
-        <w:rPr>
-          <w:i/>
-          <w:sz w:val="22"/>
-          <w:szCs w:val="22"/>
-          <w:highlight w:val="yellow"/>
-        </w:rPr>
-        <w:t>.)</w:t>
-      </w:r>
-      <w:r>
-        <w:rPr>
-          <w:sz w:val="22"/>
-          <w:szCs w:val="22"/>
-          <w:highlight w:val="yellow"/>
-        </w:rPr>
-        <w:t>;</w:t>
-      </w:r>
-    </w:p>
-    <w:p>
-      <w:pPr>
-        <w:pStyle w:val="a3"/>
-        <w:ind w:right="0"/>
-        <w:rPr>
-          <w:sz w:val="22"/>
-          <w:szCs w:val="22"/>
-        </w:rPr>
-      </w:pPr>
-      <w:r>
-        <w:rPr>
-          <w:b/>
-          <w:bCs/>
-          <w:sz w:val="22"/>
-          <w:szCs w:val="22"/>
-          <w:highlight w:val="yellow"/>
-        </w:rPr>
-        <w:t>4)</w:t>
-      </w:r>
-      <w:r>
-        <w:rPr>
-          <w:sz w:val="22"/>
-          <w:szCs w:val="22"/>
-          <w:highlight w:val="yellow"/>
-        </w:rPr>
-        <w:t xml:space="preserve"> ___________________________________________________________(</w:t>
-      </w:r>
-      <w:r>
-        <w:rPr>
-          <w:i/>
-          <w:sz w:val="22"/>
-          <w:szCs w:val="22"/>
-          <w:highlight w:val="yellow"/>
-        </w:rPr>
-        <w:t>назва гастрольного заходу</w:t>
-      </w:r>
-      <w:r>
-        <w:rPr>
-          <w:sz w:val="22"/>
-          <w:szCs w:val="22"/>
-          <w:highlight w:val="yellow"/>
-        </w:rPr>
-        <w:t>), який відбудеться «___»________20___р. з _____ год. до _____год. у ______________________________________(</w:t>
-      </w:r>
-      <w:r>
-        <w:rPr>
-          <w:i/>
-          <w:sz w:val="22"/>
-          <w:szCs w:val="22"/>
-          <w:highlight w:val="yellow"/>
-        </w:rPr>
-        <w:t>повна назва приміщення</w:t>
-      </w:r>
-      <w:r>
-        <w:rPr>
-          <w:sz w:val="22"/>
-          <w:szCs w:val="22"/>
-          <w:highlight w:val="yellow"/>
-        </w:rPr>
-        <w:t>), що має ___________ посадкових місць та розташований на території України за адресою:___________________________________________________________________________(</w:t>
-      </w:r>
-      <w:r>
-        <w:rPr>
-          <w:i/>
-          <w:sz w:val="22"/>
-          <w:szCs w:val="22"/>
-          <w:highlight w:val="yellow"/>
-        </w:rPr>
-        <w:t xml:space="preserve">назва області, району, міста (селища), вулиця, № буд. і </w:t>
-      </w:r>
-      <w:proofErr w:type="spellStart"/>
-      <w:r>
-        <w:rPr>
-          <w:i/>
-          <w:sz w:val="22"/>
-          <w:szCs w:val="22"/>
-          <w:highlight w:val="yellow"/>
-        </w:rPr>
-        <w:t>т.п</w:t>
-      </w:r>
-      <w:proofErr w:type="spellEnd"/>
-      <w:r>
-        <w:rPr>
-          <w:i/>
-          <w:sz w:val="22"/>
-          <w:szCs w:val="22"/>
-          <w:highlight w:val="yellow"/>
-        </w:rPr>
-        <w:t>.)</w:t>
-      </w:r>
-      <w:r>
-        <w:rPr>
-          <w:sz w:val="22"/>
-          <w:szCs w:val="22"/>
-          <w:highlight w:val="yellow"/>
-        </w:rPr>
-        <w:t>,</w:t>
-      </w:r>
-    </w:p>
+    <w:sdt>
+      <w:sdtPr>
+        <w:rPr>
+          <w:sz w:val="22"/>
+          <w:szCs w:val="22"/>
+        </w:rPr>
+        <w:alias w:val="TablePL1"/>
+        <w:tag w:val="TablePL1"/>
+        <w:id w:val="135456656"/>
+        <w:placeholder>
+          <w:docPart w:val="DefaultPlaceholder_-1854013436"/>
+        </w:placeholder>
+        <w15:appearance w15:val="tags"/>
+        <w:docPartList>
+          <w:docPartGallery w:val="Tables"/>
+        </w:docPartList>
+      </w:sdtPr>
+      <w:sdtContent>
+        <w:p>
+          <w:pPr>
+            <w:pStyle w:val="a3"/>
+            <w:ind w:right="-1" w:firstLine="284"/>
+            <w:rPr>
+              <w:sz w:val="22"/>
+              <w:szCs w:val="22"/>
+            </w:rPr>
+          </w:pPr>
+        </w:p>
+        <w:tbl>
+          <w:tblPr>
+            <w:tblW w:w="10519" w:type="dxa"/>
+            <w:tblInd w:w="108" w:type="dxa"/>
+            <w:tblBorders>
+              <w:top w:val="single" w:sz="4" w:space="0" w:color="auto"/>
+              <w:left w:val="single" w:sz="4" w:space="0" w:color="auto"/>
+              <w:bottom w:val="single" w:sz="4" w:space="0" w:color="auto"/>
+              <w:right w:val="single" w:sz="4" w:space="0" w:color="auto"/>
+              <w:insideH w:val="single" w:sz="4" w:space="0" w:color="auto"/>
+              <w:insideV w:val="single" w:sz="4" w:space="0" w:color="auto"/>
+            </w:tblBorders>
+            <w:tblLook w:val="01E0" w:firstRow="1" w:lastRow="1" w:firstColumn="1" w:lastColumn="1" w:noHBand="0" w:noVBand="0"/>
+          </w:tblPr>
+          <w:tblGrid>
+            <w:gridCol w:w="741"/>
+            <w:gridCol w:w="2548"/>
+            <w:gridCol w:w="4962"/>
+            <w:gridCol w:w="2268"/>
+          </w:tblGrid>
+          <w:tr>
+            <w:trPr>
+              <w:trHeight w:val="494"/>
+            </w:trPr>
+            <w:tc>
+              <w:tcPr>
+                <w:tcW w:w="741" w:type="dxa"/>
+                <w:tcBorders>
+                  <w:top w:val="single" w:sz="4" w:space="0" w:color="auto"/>
+                  <w:left w:val="single" w:sz="4" w:space="0" w:color="auto"/>
+                  <w:bottom w:val="single" w:sz="4" w:space="0" w:color="auto"/>
+                  <w:right w:val="single" w:sz="4" w:space="0" w:color="auto"/>
+                </w:tcBorders>
+                <w:vAlign w:val="center"/>
+                <w:hideMark/>
+              </w:tcPr>
+              <w:p>
+                <w:pPr>
+                  <w:pStyle w:val="a3"/>
+                  <w:ind w:right="-141"/>
+                  <w:rPr>
+                    <w:sz w:val="20"/>
+                    <w:szCs w:val="20"/>
+                  </w:rPr>
+                </w:pPr>
+                <w:r>
+                  <w:rPr>
+                    <w:b/>
+                    <w:bCs/>
+                    <w:sz w:val="20"/>
+                    <w:szCs w:val="20"/>
+                  </w:rPr>
+                  <w:t>№ з/п</w:t>
+                </w:r>
+              </w:p>
+            </w:tc>
+            <w:tc>
+              <w:tcPr>
+                <w:tcW w:w="2548" w:type="dxa"/>
+                <w:tcBorders>
+                  <w:top w:val="single" w:sz="4" w:space="0" w:color="auto"/>
+                  <w:left w:val="single" w:sz="4" w:space="0" w:color="auto"/>
+                  <w:bottom w:val="single" w:sz="4" w:space="0" w:color="auto"/>
+                  <w:right w:val="single" w:sz="4" w:space="0" w:color="auto"/>
+                </w:tcBorders>
+                <w:vAlign w:val="center"/>
+              </w:tcPr>
+              <w:p>
+                <w:pPr>
+                  <w:ind w:right="-141"/>
+                  <w:jc w:val="center"/>
+                  <w:rPr>
+                    <w:b w:val="0"/>
+                    <w:sz w:val="20"/>
+                    <w:szCs w:val="20"/>
+                    <w:lang w:val="uk-UA"/>
+                  </w:rPr>
+                </w:pPr>
+                <w:r>
+                  <w:rPr>
+                    <w:sz w:val="20"/>
+                    <w:szCs w:val="20"/>
+                    <w:lang w:val="uk-UA"/>
+                  </w:rPr>
+                  <w:t>Найменування заходу</w:t>
+                </w:r>
+              </w:p>
+            </w:tc>
+            <w:tc>
+              <w:tcPr>
+                <w:tcW w:w="4962" w:type="dxa"/>
+                <w:tcBorders>
+                  <w:top w:val="single" w:sz="4" w:space="0" w:color="auto"/>
+                  <w:left w:val="single" w:sz="4" w:space="0" w:color="auto"/>
+                  <w:bottom w:val="single" w:sz="4" w:space="0" w:color="auto"/>
+                  <w:right w:val="single" w:sz="4" w:space="0" w:color="auto"/>
+                </w:tcBorders>
+                <w:vAlign w:val="center"/>
+                <w:hideMark/>
+              </w:tcPr>
+              <w:p>
+                <w:pPr>
+                  <w:jc w:val="center"/>
+                  <w:rPr>
+                    <w:sz w:val="20"/>
+                    <w:szCs w:val="20"/>
+                  </w:rPr>
+                </w:pPr>
+                <w:r>
+                  <w:rPr>
+                    <w:sz w:val="20"/>
+                    <w:szCs w:val="20"/>
+                    <w:lang w:val="uk-UA"/>
+                  </w:rPr>
+                  <w:t xml:space="preserve">Назва та адреса приміщення (закладу) де відбудеться </w:t>
+                </w:r>
+                <w:r>
+                  <w:rPr>
+                    <w:b w:val="0"/>
+                    <w:sz w:val="20"/>
+                    <w:szCs w:val="20"/>
+                    <w:lang w:val="uk-UA"/>
+                  </w:rPr>
+                  <w:t>(</w:t>
+                </w:r>
+                <w:r>
+                  <w:rPr>
+                    <w:b w:val="0"/>
+                    <w:i/>
+                    <w:sz w:val="20"/>
+                    <w:szCs w:val="20"/>
+                    <w:lang w:val="uk-UA"/>
+                  </w:rPr>
+                  <w:t>назва області, міста (селища або села), вулиця, № будинку   тощо на території України</w:t>
+                </w:r>
+                <w:r>
+                  <w:rPr>
+                    <w:b w:val="0"/>
+                    <w:sz w:val="20"/>
+                    <w:szCs w:val="20"/>
+                    <w:lang w:val="uk-UA"/>
+                  </w:rPr>
+                  <w:t>)</w:t>
+                </w:r>
+              </w:p>
+            </w:tc>
+            <w:tc>
+              <w:tcPr>
+                <w:tcW w:w="2268" w:type="dxa"/>
+                <w:tcBorders>
+                  <w:top w:val="single" w:sz="4" w:space="0" w:color="auto"/>
+                  <w:left w:val="single" w:sz="4" w:space="0" w:color="auto"/>
+                  <w:bottom w:val="single" w:sz="4" w:space="0" w:color="auto"/>
+                  <w:right w:val="single" w:sz="4" w:space="0" w:color="auto"/>
+                </w:tcBorders>
+                <w:vAlign w:val="center"/>
+                <w:hideMark/>
+              </w:tcPr>
+              <w:p>
+                <w:pPr>
+                  <w:pStyle w:val="a3"/>
+                  <w:ind w:right="-141"/>
+                  <w:jc w:val="center"/>
+                  <w:rPr>
+                    <w:b/>
+                    <w:sz w:val="20"/>
+                    <w:szCs w:val="20"/>
+                  </w:rPr>
+                </w:pPr>
+                <w:r>
+                  <w:rPr>
+                    <w:b/>
+                    <w:sz w:val="20"/>
+                    <w:szCs w:val="20"/>
+                  </w:rPr>
+                  <w:t>Деталі заходу</w:t>
+                </w:r>
+              </w:p>
+            </w:tc>
+          </w:tr>
+        </w:tbl>
+        <w:p>
+          <w:pPr>
+            <w:pStyle w:val="a3"/>
+            <w:ind w:right="-1" w:firstLine="284"/>
+            <w:rPr>
+              <w:sz w:val="22"/>
+              <w:szCs w:val="22"/>
+            </w:rPr>
+          </w:pPr>
+        </w:p>
+      </w:sdtContent>
+    </w:sdt>
     <w:p>
       <w:pPr>
         <w:pStyle w:val="a3"/>
@@ -2406,7 +2090,7 @@
         </w:rPr>
         <w:t xml:space="preserve"> Сума авторської винагороди (роялті) визначена Сторонами, становить: </w:t>
       </w:r>
-      <w:bookmarkStart w:id="3" w:name="_Hlk3207123"/>
+      <w:bookmarkStart w:id="2" w:name="_Hlk3207123"/>
       <w:sdt>
         <w:sdtPr>
           <w:rPr>
@@ -2424,6 +2108,7 @@
           <w15:appearance w15:val="tags"/>
           <w:text/>
         </w:sdtPr>
+        <w:sdtEndPr/>
         <w:sdtContent>
           <w:r>
             <w:rPr>
@@ -2438,8 +2123,8 @@
       </w:r>
       <w:r>
         <w:rPr>
-          <w:sz w:val="20"/>
-          <w:szCs w:val="20"/>
+          <w:sz w:val="22"/>
+          <w:szCs w:val="22"/>
         </w:rPr>
         <w:t>(</w:t>
       </w:r>
@@ -2459,6 +2144,7 @@
           <w15:appearance w15:val="tags"/>
           <w:text/>
         </w:sdtPr>
+        <w:sdtEndPr/>
         <w:sdtContent>
           <w:r>
             <w:rPr>
@@ -2468,14 +2154,22 @@
           </w:r>
         </w:sdtContent>
       </w:sdt>
-      <w:bookmarkEnd w:id="3"/>
-      <w:r>
-        <w:rPr>
-          <w:sz w:val="20"/>
-          <w:szCs w:val="20"/>
+      <w:bookmarkEnd w:id="2"/>
+      <w:r>
+        <w:rPr>
+          <w:sz w:val="22"/>
+          <w:szCs w:val="22"/>
           <w:lang w:val="ru-RU"/>
         </w:rPr>
-        <w:t xml:space="preserve">) </w:t>
+        <w:t>)</w:t>
+      </w:r>
+      <w:r>
+        <w:rPr>
+          <w:sz w:val="20"/>
+          <w:szCs w:val="20"/>
+          <w:lang w:val="ru-RU"/>
+        </w:rPr>
+        <w:t xml:space="preserve"> </w:t>
       </w:r>
       <w:r>
         <w:rPr>
@@ -2483,8 +2177,9 @@
           <w:bCs/>
           <w:sz w:val="22"/>
           <w:szCs w:val="22"/>
-        </w:rPr>
-        <w:t>відсотків</w:t>
+          <w:lang w:val="ru-RU"/>
+        </w:rPr>
+        <w:t>%</w:t>
       </w:r>
       <w:r>
         <w:rPr>
@@ -2500,7 +2195,7 @@
         </w:rPr>
         <w:t xml:space="preserve"> </w:t>
       </w:r>
-      <w:bookmarkStart w:id="4" w:name="_Hlk3207175"/>
+      <w:bookmarkStart w:id="3" w:name="_Hlk3207175"/>
       <w:sdt>
         <w:sdtPr>
           <w:rPr>
@@ -2520,6 +2215,7 @@
           <w15:appearance w15:val="tags"/>
           <w:text/>
         </w:sdtPr>
+        <w:sdtEndPr/>
         <w:sdtContent>
           <w:r>
             <w:rPr>
@@ -2537,7 +2233,16 @@
           <w:szCs w:val="20"/>
           <w:lang w:val="ru-RU"/>
         </w:rPr>
-        <w:t xml:space="preserve"> (</w:t>
+        <w:t xml:space="preserve"> </w:t>
+      </w:r>
+      <w:r>
+        <w:rPr>
+          <w:bCs/>
+          <w:sz w:val="22"/>
+          <w:szCs w:val="22"/>
+          <w:lang w:val="ru-RU"/>
+        </w:rPr>
+        <w:t>(</w:t>
       </w:r>
       <w:sdt>
         <w:sdtPr>
@@ -2557,6 +2262,7 @@
           <w15:appearance w15:val="tags"/>
           <w:text/>
         </w:sdtPr>
+        <w:sdtEndPr/>
         <w:sdtContent>
           <w:r>
             <w:rPr>
@@ -2570,11 +2276,21 @@
         <w:rPr>
           <w:b/>
           <w:bCs/>
-          <w:sz w:val="20"/>
-          <w:szCs w:val="20"/>
+          <w:sz w:val="22"/>
+          <w:szCs w:val="22"/>
           <w:lang w:val="ru-RU"/>
         </w:rPr>
-        <w:t xml:space="preserve">) </w:t>
+        <w:t>)</w:t>
+      </w:r>
+      <w:r>
+        <w:rPr>
+          <w:b/>
+          <w:bCs/>
+          <w:sz w:val="20"/>
+          <w:szCs w:val="20"/>
+          <w:lang w:val="ru-RU"/>
+        </w:rPr>
+        <w:t xml:space="preserve"> </w:t>
       </w:r>
       <w:r>
         <w:rPr>
@@ -2615,6 +2331,7 @@
           <w15:appearance w15:val="tags"/>
           <w:text/>
         </w:sdtPr>
+        <w:sdtEndPr/>
         <w:sdtContent>
           <w:r>
             <w:rPr>
@@ -2654,7 +2371,7 @@
         </w:rPr>
         <w:t>.</w:t>
       </w:r>
-      <w:bookmarkEnd w:id="4"/>
+      <w:bookmarkEnd w:id="3"/>
     </w:p>
     <w:p>
       <w:pPr>
@@ -3626,15 +3343,7 @@
           <w:sz w:val="22"/>
           <w:szCs w:val="22"/>
         </w:rPr>
-        <w:t xml:space="preserve"> нарахування пені за прострочення виконання зобов’язання не припиняється через шість місяців від </w:t>
-      </w:r>
-      <w:r>
-        <w:rPr>
-          <w:sz w:val="22"/>
-          <w:szCs w:val="22"/>
-        </w:rPr>
-        <w:lastRenderedPageBreak/>
-        <w:t>дня, коли зобов’язання мало бути виконано. Сплата</w:t>
+        <w:t xml:space="preserve"> нарахування пені за прострочення виконання зобов’язання не припиняється через шість місяців від дня, коли зобов’язання мало бути виконано. Сплата</w:t>
       </w:r>
       <w:r>
         <w:rPr>
@@ -4157,6 +3866,7 @@
           <w:szCs w:val="22"/>
           <w:lang w:val="uk-UA"/>
         </w:rPr>
+        <w:lastRenderedPageBreak/>
         <w:t xml:space="preserve">-    </w:t>
       </w:r>
       <w:r>
@@ -5193,7 +4903,7 @@
     <w:p>
       <w:pPr>
         <w:pStyle w:val="a3"/>
-        <w:ind w:right="-1" w:firstLine="284"/>
+        <w:ind w:right="0"/>
         <w:rPr>
           <w:b/>
           <w:bCs/>
@@ -5201,18 +4911,8 @@
           <w:szCs w:val="22"/>
         </w:rPr>
       </w:pPr>
-    </w:p>
-    <w:p>
-      <w:pPr>
-        <w:pStyle w:val="a3"/>
-        <w:ind w:right="0"/>
-        <w:rPr>
-          <w:b/>
-          <w:bCs/>
-          <w:sz w:val="22"/>
-          <w:szCs w:val="22"/>
-        </w:rPr>
-      </w:pPr>
+      <w:bookmarkStart w:id="4" w:name="_GoBack"/>
+      <w:bookmarkEnd w:id="4"/>
     </w:p>
     <w:p>
       <w:pPr>
@@ -5510,7 +5210,15 @@
           <w:sz w:val="22"/>
           <w:szCs w:val="22"/>
         </w:rPr>
-        <w:t>лендарних днів до дати, з якої Д</w:t>
+        <w:t xml:space="preserve">лендарних днів до дати, з </w:t>
+      </w:r>
+      <w:r>
+        <w:rPr>
+          <w:sz w:val="22"/>
+          <w:szCs w:val="22"/>
+        </w:rPr>
+        <w:lastRenderedPageBreak/>
+        <w:t>якої Д</w:t>
       </w:r>
       <w:r>
         <w:rPr>
@@ -5943,15 +5651,7 @@
           <w:sz w:val="22"/>
           <w:szCs w:val="22"/>
         </w:rPr>
-        <w:t xml:space="preserve">.1. Усі правовідносини, що виникають з цього Договору або пов'язані із ним, у тому числі пов'язані із дійсністю, укладенням, виконанням, зміною та припиненням цього Договору, тлумаченням його умов, </w:t>
-      </w:r>
-      <w:r>
-        <w:rPr>
-          <w:sz w:val="22"/>
-          <w:szCs w:val="22"/>
-        </w:rPr>
-        <w:lastRenderedPageBreak/>
-        <w:t>визначенням наслідків недійсності або порушення Договору, регламентуються цим Договором та відповідними нормами чинного в Україні законодавства, а також застосовними до таких правовідносин звичаями ділового обороту на підставі принципів добросовісності, розумності та справедливості</w:t>
+        <w:t>.1. Усі правовідносини, що виникають з цього Договору або пов'язані із ним, у тому числі пов'язані із дійсністю, укладенням, виконанням, зміною та припиненням цього Договору, тлумаченням його умов, визначенням наслідків недійсності або порушення Договору, регламентуються цим Договором та відповідними нормами чинного в Україні законодавства, а також застосовними до таких правовідносин звичаями ділового обороту на підставі принципів добросовісності, розумності та справедливості</w:t>
       </w:r>
       <w:r>
         <w:rPr>
@@ -6162,6 +5862,7 @@
           <w:szCs w:val="22"/>
           <w:lang w:val="uk-UA"/>
         </w:rPr>
+        <w:lastRenderedPageBreak/>
         <w:t>9</w:t>
       </w:r>
       <w:r>
@@ -7297,9 +6998,8 @@
             <w:sdt>
               <w:sdtPr>
                 <w:rPr>
-                  <w:b w:val="0"/>
-                  <w:sz w:val="16"/>
-                  <w:szCs w:val="16"/>
+                  <w:sz w:val="18"/>
+                  <w:szCs w:val="18"/>
                   <w:lang w:val="uk-UA"/>
                 </w:rPr>
                 <w:alias w:val="CstName"/>
@@ -7312,73 +7012,7 @@
                 <w15:appearance w15:val="tags"/>
                 <w:text/>
               </w:sdtPr>
-              <w:sdtContent>
-                <w:r>
-                  <w:rPr>
-                    <w:sz w:val="20"/>
-                    <w:szCs w:val="20"/>
-                  </w:rPr>
-                  <w:t>Место для ввода текста.</w:t>
-                </w:r>
-              </w:sdtContent>
-            </w:sdt>
-          </w:p>
-          <w:p>
-            <w:pPr>
-              <w:ind w:right="-108"/>
-              <w:rPr>
-                <w:bCs w:val="0"/>
-                <w:sz w:val="16"/>
-                <w:szCs w:val="16"/>
-                <w:lang w:val="uk-UA"/>
-              </w:rPr>
-            </w:pPr>
-            <w:r>
-              <w:rPr>
-                <w:sz w:val="16"/>
-                <w:szCs w:val="16"/>
-                <w:lang w:val="uk-UA"/>
-              </w:rPr>
-              <w:t xml:space="preserve"> </w:t>
-            </w:r>
-          </w:p>
-          <w:p>
-            <w:pPr>
-              <w:ind w:right="-108"/>
-              <w:rPr>
-                <w:b w:val="0"/>
-                <w:bCs w:val="0"/>
-                <w:sz w:val="20"/>
-                <w:szCs w:val="20"/>
-                <w:lang w:val="uk-UA"/>
-              </w:rPr>
-            </w:pPr>
-            <w:r>
-              <w:rPr>
-                <w:sz w:val="20"/>
-                <w:szCs w:val="20"/>
-                <w:lang w:val="uk-UA"/>
-              </w:rPr>
-              <w:t xml:space="preserve">Юридична адреса: </w:t>
-            </w:r>
-            <w:sdt>
-              <w:sdtPr>
-                <w:rPr>
-                  <w:bCs w:val="0"/>
-                  <w:sz w:val="20"/>
-                  <w:szCs w:val="20"/>
-                  <w:lang w:val="uk-UA"/>
-                </w:rPr>
-                <w:alias w:val="CstLegalAddress"/>
-                <w:tag w:val="CstLegalAddress"/>
-                <w:id w:val="-2030552946"/>
-                <w:placeholder>
-                  <w:docPart w:val="D7E03FFF7C2D4D6E9C5E88CD81414FD2"/>
-                </w:placeholder>
-                <w:showingPlcHdr/>
-                <w15:appearance w15:val="tags"/>
-                <w:text/>
-              </w:sdtPr>
+              <w:sdtEndPr/>
               <w:sdtContent>
                 <w:r>
                   <w:rPr>
@@ -7394,37 +7028,59 @@
               <w:ind w:right="-108"/>
               <w:rPr>
                 <w:bCs w:val="0"/>
-                <w:sz w:val="20"/>
-                <w:szCs w:val="20"/>
+                <w:sz w:val="16"/>
+                <w:szCs w:val="16"/>
                 <w:lang w:val="uk-UA"/>
               </w:rPr>
             </w:pPr>
             <w:r>
               <w:rPr>
-                <w:sz w:val="20"/>
-                <w:szCs w:val="20"/>
+                <w:sz w:val="16"/>
+                <w:szCs w:val="16"/>
                 <w:lang w:val="uk-UA"/>
               </w:rPr>
-              <w:t xml:space="preserve">Фактична адреса: </w:t>
+              <w:t xml:space="preserve"> </w:t>
+            </w:r>
+          </w:p>
+          <w:p>
+            <w:pPr>
+              <w:ind w:right="-108"/>
+              <w:rPr>
+                <w:b w:val="0"/>
+                <w:bCs w:val="0"/>
+                <w:sz w:val="18"/>
+                <w:szCs w:val="18"/>
+                <w:lang w:val="uk-UA"/>
+              </w:rPr>
+            </w:pPr>
+            <w:r>
+              <w:rPr>
+                <w:sz w:val="18"/>
+                <w:szCs w:val="18"/>
+                <w:lang w:val="uk-UA"/>
+              </w:rPr>
+              <w:t xml:space="preserve">Юридична адреса: </w:t>
             </w:r>
             <w:sdt>
               <w:sdtPr>
                 <w:rPr>
+                  <w:b w:val="0"/>
                   <w:bCs w:val="0"/>
-                  <w:sz w:val="20"/>
-                  <w:szCs w:val="20"/>
+                  <w:sz w:val="18"/>
+                  <w:szCs w:val="18"/>
                   <w:lang w:val="uk-UA"/>
                 </w:rPr>
-                <w:alias w:val="CstResidentialAddress"/>
-                <w:tag w:val="CstResidentialAddress"/>
-                <w:id w:val="144553938"/>
+                <w:alias w:val="CstLegalAddress"/>
+                <w:tag w:val="CstLegalAddress"/>
+                <w:id w:val="-2030552946"/>
                 <w:placeholder>
-                  <w:docPart w:val="C37DE9E6D57840C3B1653E358FB0B384"/>
+                  <w:docPart w:val="D7E03FFF7C2D4D6E9C5E88CD81414FD2"/>
                 </w:placeholder>
                 <w:showingPlcHdr/>
                 <w15:appearance w15:val="tags"/>
                 <w:text/>
               </w:sdtPr>
+              <w:sdtEndPr/>
               <w:sdtContent>
                 <w:r>
                   <w:rPr>
@@ -7440,36 +7096,39 @@
               <w:ind w:right="-108"/>
               <w:rPr>
                 <w:bCs w:val="0"/>
-                <w:sz w:val="20"/>
-                <w:szCs w:val="20"/>
+                <w:sz w:val="18"/>
+                <w:szCs w:val="18"/>
                 <w:lang w:val="uk-UA"/>
               </w:rPr>
             </w:pPr>
             <w:r>
               <w:rPr>
-                <w:sz w:val="20"/>
-                <w:szCs w:val="20"/>
+                <w:sz w:val="18"/>
+                <w:szCs w:val="18"/>
                 <w:lang w:val="uk-UA"/>
               </w:rPr>
-              <w:t xml:space="preserve">Адреса для листування: </w:t>
+              <w:t xml:space="preserve">Фактична адреса: </w:t>
             </w:r>
             <w:sdt>
               <w:sdtPr>
                 <w:rPr>
-                  <w:sz w:val="20"/>
-                  <w:szCs w:val="20"/>
+                  <w:b w:val="0"/>
+                  <w:bCs w:val="0"/>
+                  <w:sz w:val="18"/>
+                  <w:szCs w:val="18"/>
                   <w:lang w:val="uk-UA"/>
                 </w:rPr>
-                <w:alias w:val="CstCorrespAddress"/>
-                <w:tag w:val="CstCorrespAddress"/>
-                <w:id w:val="972402476"/>
+                <w:alias w:val="CstResidentialAddress"/>
+                <w:tag w:val="CstResidentialAddress"/>
+                <w:id w:val="144553938"/>
                 <w:placeholder>
-                  <w:docPart w:val="B6598CFA99314934B559EE82A38C6FA0"/>
+                  <w:docPart w:val="C37DE9E6D57840C3B1653E358FB0B384"/>
                 </w:placeholder>
                 <w:showingPlcHdr/>
                 <w15:appearance w15:val="tags"/>
                 <w:text/>
               </w:sdtPr>
+              <w:sdtEndPr/>
               <w:sdtContent>
                 <w:r>
                   <w:rPr>
@@ -7485,47 +7144,38 @@
               <w:ind w:right="-108"/>
               <w:rPr>
                 <w:bCs w:val="0"/>
-                <w:sz w:val="20"/>
-                <w:szCs w:val="20"/>
+                <w:sz w:val="18"/>
+                <w:szCs w:val="18"/>
                 <w:lang w:val="uk-UA"/>
               </w:rPr>
             </w:pPr>
-            <w:proofErr w:type="spellStart"/>
             <w:r>
               <w:rPr>
-                <w:sz w:val="20"/>
-                <w:szCs w:val="20"/>
+                <w:sz w:val="18"/>
+                <w:szCs w:val="18"/>
                 <w:lang w:val="uk-UA"/>
               </w:rPr>
-              <w:t>Тел</w:t>
-            </w:r>
-            <w:proofErr w:type="spellEnd"/>
-            <w:r>
-              <w:rPr>
-                <w:sz w:val="20"/>
-                <w:szCs w:val="20"/>
-                <w:lang w:val="uk-UA"/>
-              </w:rPr>
-              <w:t xml:space="preserve">.: </w:t>
+              <w:t xml:space="preserve">Адреса для листування: </w:t>
             </w:r>
             <w:sdt>
               <w:sdtPr>
                 <w:rPr>
-                  <w:bCs w:val="0"/>
-                  <w:sz w:val="20"/>
-                  <w:szCs w:val="20"/>
+                  <w:b w:val="0"/>
+                  <w:sz w:val="18"/>
+                  <w:szCs w:val="18"/>
                   <w:lang w:val="uk-UA"/>
                 </w:rPr>
-                <w:alias w:val="CstPhone"/>
-                <w:tag w:val="CstPhone"/>
-                <w:id w:val="-620303014"/>
+                <w:alias w:val="CstCorrespAddress"/>
+                <w:tag w:val="CstCorrespAddress"/>
+                <w:id w:val="972402476"/>
                 <w:placeholder>
-                  <w:docPart w:val="5A3F47E9126043179A0985819B7927F0"/>
+                  <w:docPart w:val="B6598CFA99314934B559EE82A38C6FA0"/>
                 </w:placeholder>
                 <w:showingPlcHdr/>
                 <w15:appearance w15:val="tags"/>
                 <w:text/>
               </w:sdtPr>
+              <w:sdtEndPr/>
               <w:sdtContent>
                 <w:r>
                   <w:rPr>
@@ -7541,55 +7191,49 @@
               <w:ind w:right="-108"/>
               <w:rPr>
                 <w:bCs w:val="0"/>
-                <w:sz w:val="20"/>
-                <w:szCs w:val="20"/>
+                <w:sz w:val="18"/>
+                <w:szCs w:val="18"/>
                 <w:lang w:val="uk-UA"/>
               </w:rPr>
             </w:pPr>
+            <w:proofErr w:type="spellStart"/>
             <w:r>
               <w:rPr>
-                <w:sz w:val="20"/>
-                <w:szCs w:val="20"/>
+                <w:sz w:val="18"/>
+                <w:szCs w:val="18"/>
                 <w:lang w:val="uk-UA"/>
               </w:rPr>
-              <w:t>факс:_____________________________</w:t>
+              <w:t>Тел</w:t>
             </w:r>
-          </w:p>
-          <w:p>
-            <w:pPr>
-              <w:ind w:right="-108"/>
-              <w:rPr>
-                <w:bCs w:val="0"/>
-                <w:sz w:val="20"/>
-                <w:szCs w:val="20"/>
+            <w:proofErr w:type="spellEnd"/>
+            <w:r>
+              <w:rPr>
+                <w:sz w:val="18"/>
+                <w:szCs w:val="18"/>
                 <w:lang w:val="uk-UA"/>
               </w:rPr>
-            </w:pPr>
-            <w:r>
-              <w:rPr>
-                <w:sz w:val="20"/>
-                <w:szCs w:val="20"/>
-                <w:lang w:val="uk-UA"/>
-              </w:rPr>
-              <w:t xml:space="preserve">Код ЄДРПОУ: </w:t>
+              <w:t xml:space="preserve">.: </w:t>
             </w:r>
             <w:sdt>
               <w:sdtPr>
                 <w:rPr>
-                  <w:sz w:val="20"/>
-                  <w:szCs w:val="20"/>
+                  <w:b w:val="0"/>
+                  <w:bCs w:val="0"/>
+                  <w:sz w:val="18"/>
+                  <w:szCs w:val="18"/>
                   <w:lang w:val="uk-UA"/>
                 </w:rPr>
-                <w:alias w:val="CstEDRPOU"/>
-                <w:tag w:val="CstEDRPOU"/>
-                <w:id w:val="843672134"/>
+                <w:alias w:val="CstPhone"/>
+                <w:tag w:val="CstPhone"/>
+                <w:id w:val="-620303014"/>
                 <w:placeholder>
-                  <w:docPart w:val="A75E3840ABB44B23AEDBFC999DA77B09"/>
+                  <w:docPart w:val="5A3F47E9126043179A0985819B7927F0"/>
                 </w:placeholder>
                 <w:showingPlcHdr/>
                 <w15:appearance w15:val="tags"/>
                 <w:text/>
               </w:sdtPr>
+              <w:sdtEndPr/>
               <w:sdtContent>
                 <w:r>
                   <w:rPr>
@@ -7605,36 +7249,73 @@
               <w:ind w:right="-108"/>
               <w:rPr>
                 <w:bCs w:val="0"/>
-                <w:sz w:val="20"/>
-                <w:szCs w:val="20"/>
+                <w:sz w:val="18"/>
+                <w:szCs w:val="18"/>
                 <w:lang w:val="uk-UA"/>
               </w:rPr>
             </w:pPr>
             <w:r>
               <w:rPr>
-                <w:sz w:val="20"/>
-                <w:szCs w:val="20"/>
+                <w:sz w:val="18"/>
+                <w:szCs w:val="18"/>
                 <w:lang w:val="uk-UA"/>
               </w:rPr>
-              <w:t xml:space="preserve">Банк </w:t>
+              <w:t>факс:</w:t>
+            </w:r>
+            <w:r>
+              <w:rPr>
+                <w:sz w:val="18"/>
+                <w:szCs w:val="18"/>
+                <w:lang w:val="uk-UA"/>
+              </w:rPr>
+              <w:t xml:space="preserve"> </w:t>
+            </w:r>
+            <w:r>
+              <w:rPr>
+                <w:sz w:val="18"/>
+                <w:szCs w:val="18"/>
+                <w:lang w:val="uk-UA"/>
+              </w:rPr>
+              <w:t>_____________________________</w:t>
+            </w:r>
+          </w:p>
+          <w:p>
+            <w:pPr>
+              <w:ind w:right="-108"/>
+              <w:rPr>
+                <w:bCs w:val="0"/>
+                <w:sz w:val="18"/>
+                <w:szCs w:val="18"/>
+                <w:lang w:val="uk-UA"/>
+              </w:rPr>
+            </w:pPr>
+            <w:r>
+              <w:rPr>
+                <w:sz w:val="18"/>
+                <w:szCs w:val="18"/>
+                <w:lang w:val="uk-UA"/>
+              </w:rPr>
+              <w:t xml:space="preserve">Код ЄДРПОУ: </w:t>
             </w:r>
             <w:sdt>
               <w:sdtPr>
                 <w:rPr>
-                  <w:sz w:val="20"/>
-                  <w:szCs w:val="20"/>
+                  <w:b w:val="0"/>
+                  <w:sz w:val="18"/>
+                  <w:szCs w:val="18"/>
                   <w:lang w:val="uk-UA"/>
                 </w:rPr>
-                <w:alias w:val="CstBankName"/>
-                <w:tag w:val="CstBankName"/>
-                <w:id w:val="-1276246176"/>
+                <w:alias w:val="CstEDRPOU"/>
+                <w:tag w:val="CstEDRPOU"/>
+                <w:id w:val="843672134"/>
                 <w:placeholder>
-                  <w:docPart w:val="71118FE71C0D41EF983A9E0A0C696F27"/>
+                  <w:docPart w:val="A75E3840ABB44B23AEDBFC999DA77B09"/>
                 </w:placeholder>
                 <w:showingPlcHdr/>
                 <w15:appearance w15:val="tags"/>
                 <w:text/>
               </w:sdtPr>
+              <w:sdtEndPr/>
               <w:sdtContent>
                 <w:r>
                   <w:rPr>
@@ -7650,36 +7331,54 @@
               <w:ind w:right="-108"/>
               <w:rPr>
                 <w:bCs w:val="0"/>
-                <w:sz w:val="20"/>
-                <w:szCs w:val="20"/>
+                <w:sz w:val="18"/>
+                <w:szCs w:val="18"/>
                 <w:lang w:val="uk-UA"/>
               </w:rPr>
             </w:pPr>
             <w:r>
               <w:rPr>
-                <w:sz w:val="20"/>
-                <w:szCs w:val="20"/>
+                <w:sz w:val="18"/>
+                <w:szCs w:val="18"/>
                 <w:lang w:val="uk-UA"/>
               </w:rPr>
-              <w:t xml:space="preserve">МФО: </w:t>
+              <w:t>Банк</w:t>
+            </w:r>
+            <w:r>
+              <w:rPr>
+                <w:sz w:val="18"/>
+                <w:szCs w:val="18"/>
+                <w:lang w:val="uk-UA"/>
+              </w:rPr>
+              <w:t>:</w:t>
+            </w:r>
+            <w:r>
+              <w:rPr>
+                <w:sz w:val="18"/>
+                <w:szCs w:val="18"/>
+                <w:lang w:val="uk-UA"/>
+              </w:rPr>
+              <w:t xml:space="preserve"> </w:t>
             </w:r>
             <w:sdt>
               <w:sdtPr>
                 <w:rPr>
-                  <w:sz w:val="20"/>
-                  <w:szCs w:val="20"/>
+                  <w:b w:val="0"/>
+                  <w:sz w:val="18"/>
+                  <w:szCs w:val="18"/>
                   <w:lang w:val="uk-UA"/>
                 </w:rPr>
-                <w:alias w:val="CstBankMFO"/>
-                <w:tag w:val="CstBankMFO"/>
-                <w:id w:val="-1170875350"/>
+                <w:alias w:val="CstBankName"/>
+                <w:tag w:val="CstBankName"/>
+                <w:id w:val="-1276246176"/>
                 <w:placeholder>
-                  <w:docPart w:val="EA47A2D41BD24C46A1765FDFB7A51F9C"/>
+                  <w:docPart w:val="71118FE71C0D41EF983A9E0A0C696F27"/>
                 </w:placeholder>
                 <w:showingPlcHdr/>
                 <w15:appearance w15:val="tags"/>
                 <w:text/>
               </w:sdtPr>
+              <w:sdtEndPr/>
               <w:sdtContent>
                 <w:r>
                   <w:rPr>
@@ -7695,36 +7394,38 @@
               <w:ind w:right="-108"/>
               <w:rPr>
                 <w:bCs w:val="0"/>
-                <w:sz w:val="20"/>
-                <w:szCs w:val="20"/>
+                <w:sz w:val="18"/>
+                <w:szCs w:val="18"/>
                 <w:lang w:val="uk-UA"/>
               </w:rPr>
             </w:pPr>
             <w:r>
               <w:rPr>
-                <w:sz w:val="20"/>
-                <w:szCs w:val="20"/>
+                <w:sz w:val="18"/>
+                <w:szCs w:val="18"/>
                 <w:lang w:val="uk-UA"/>
               </w:rPr>
-              <w:t xml:space="preserve">р/р </w:t>
+              <w:t xml:space="preserve">МФО: </w:t>
             </w:r>
             <w:sdt>
               <w:sdtPr>
                 <w:rPr>
-                  <w:sz w:val="20"/>
-                  <w:szCs w:val="20"/>
+                  <w:b w:val="0"/>
+                  <w:sz w:val="18"/>
+                  <w:szCs w:val="18"/>
                   <w:lang w:val="uk-UA"/>
                 </w:rPr>
-                <w:alias w:val="CstAcc"/>
-                <w:tag w:val="CstAcc"/>
-                <w:id w:val="-1767922333"/>
+                <w:alias w:val="CstBankMFO"/>
+                <w:tag w:val="CstBankMFO"/>
+                <w:id w:val="-1170875350"/>
                 <w:placeholder>
-                  <w:docPart w:val="6489EBD3579742438F95728ED1A01725"/>
+                  <w:docPart w:val="EA47A2D41BD24C46A1765FDFB7A51F9C"/>
                 </w:placeholder>
                 <w:showingPlcHdr/>
                 <w15:appearance w15:val="tags"/>
                 <w:text/>
               </w:sdtPr>
+              <w:sdtEndPr/>
               <w:sdtContent>
                 <w:r>
                   <w:rPr>
@@ -7740,123 +7441,38 @@
               <w:ind w:right="-108"/>
               <w:rPr>
                 <w:bCs w:val="0"/>
-                <w:sz w:val="20"/>
-                <w:szCs w:val="20"/>
+                <w:sz w:val="18"/>
+                <w:szCs w:val="18"/>
                 <w:lang w:val="uk-UA"/>
               </w:rPr>
             </w:pPr>
             <w:r>
               <w:rPr>
-                <w:sz w:val="20"/>
-                <w:szCs w:val="20"/>
+                <w:sz w:val="18"/>
+                <w:szCs w:val="18"/>
                 <w:lang w:val="uk-UA"/>
               </w:rPr>
-              <w:t xml:space="preserve">Свідоцтво № </w:t>
+              <w:t xml:space="preserve">р/р </w:t>
             </w:r>
             <w:sdt>
               <w:sdtPr>
                 <w:rPr>
-                  <w:sz w:val="20"/>
-                  <w:szCs w:val="20"/>
+                  <w:b w:val="0"/>
+                  <w:sz w:val="18"/>
+                  <w:szCs w:val="18"/>
                   <w:lang w:val="uk-UA"/>
                 </w:rPr>
                 <w:alias w:val="CstAcc"/>
                 <w:tag w:val="CstAcc"/>
-                <w:id w:val="1575388416"/>
+                <w:id w:val="-1767922333"/>
                 <w:placeholder>
-                  <w:docPart w:val="750217902B7744D3A4BA778929966159"/>
+                  <w:docPart w:val="6489EBD3579742438F95728ED1A01725"/>
                 </w:placeholder>
                 <w:showingPlcHdr/>
                 <w15:appearance w15:val="tags"/>
                 <w:text/>
               </w:sdtPr>
-              <w:sdtContent>
-                <w:r>
-                  <w:rPr>
-                    <w:rStyle w:val="af3"/>
-                  </w:rPr>
-                  <w:t>Место для ввода текста.</w:t>
-                </w:r>
-              </w:sdtContent>
-            </w:sdt>
-            <w:r>
-              <w:rPr>
-                <w:sz w:val="20"/>
-                <w:szCs w:val="20"/>
-                <w:lang w:val="uk-UA"/>
-              </w:rPr>
-              <w:t xml:space="preserve"> від </w:t>
-            </w:r>
-            <w:sdt>
-              <w:sdtPr>
-                <w:rPr>
-                  <w:sz w:val="20"/>
-                  <w:szCs w:val="20"/>
-                  <w:lang w:val="uk-UA"/>
-                </w:rPr>
-                <w:alias w:val="CstAcc"/>
-                <w:tag w:val="CstAcc"/>
-                <w:id w:val="1488436807"/>
-                <w:placeholder>
-                  <w:docPart w:val="85A923B3F2754C27ADF3AB5F065D3F91"/>
-                </w:placeholder>
-                <w:showingPlcHdr/>
-                <w15:appearance w15:val="tags"/>
-                <w:text/>
-              </w:sdtPr>
-              <w:sdtContent>
-                <w:r>
-                  <w:rPr>
-                    <w:rStyle w:val="af3"/>
-                  </w:rPr>
-                  <w:t>Место для ввода текста.</w:t>
-                </w:r>
-              </w:sdtContent>
-            </w:sdt>
-            <w:r>
-              <w:rPr>
-                <w:sz w:val="20"/>
-                <w:szCs w:val="20"/>
-                <w:lang w:val="uk-UA"/>
-              </w:rPr>
-              <w:t xml:space="preserve"> р.</w:t>
-            </w:r>
-          </w:p>
-          <w:p>
-            <w:pPr>
-              <w:ind w:right="-108"/>
-              <w:rPr>
-                <w:bCs w:val="0"/>
-                <w:sz w:val="20"/>
-                <w:szCs w:val="20"/>
-                <w:lang w:val="uk-UA"/>
-              </w:rPr>
-            </w:pPr>
-            <w:r>
-              <w:rPr>
-                <w:sz w:val="20"/>
-                <w:szCs w:val="20"/>
-                <w:lang w:val="uk-UA"/>
-              </w:rPr>
-              <w:t xml:space="preserve">Індивідуальний податковий № </w:t>
-            </w:r>
-            <w:sdt>
-              <w:sdtPr>
-                <w:rPr>
-                  <w:sz w:val="20"/>
-                  <w:szCs w:val="20"/>
-                  <w:lang w:val="uk-UA"/>
-                </w:rPr>
-                <w:alias w:val="CstVAT"/>
-                <w:tag w:val="CstVAT"/>
-                <w:id w:val="1483039334"/>
-                <w:placeholder>
-                  <w:docPart w:val="1D8FDE94A8F34A059333EBA73EDB7C6F"/>
-                </w:placeholder>
-                <w:showingPlcHdr/>
-                <w15:appearance w15:val="tags"/>
-                <w:text/>
-              </w:sdtPr>
+              <w:sdtEndPr/>
               <w:sdtContent>
                 <w:r>
                   <w:rPr>
@@ -7872,42 +7488,148 @@
               <w:ind w:right="-108"/>
               <w:rPr>
                 <w:bCs w:val="0"/>
-                <w:sz w:val="20"/>
-                <w:szCs w:val="20"/>
+                <w:sz w:val="18"/>
+                <w:szCs w:val="18"/>
+                <w:lang w:val="uk-UA"/>
               </w:rPr>
             </w:pPr>
             <w:r>
               <w:rPr>
-                <w:sz w:val="20"/>
-                <w:szCs w:val="20"/>
+                <w:sz w:val="18"/>
+                <w:szCs w:val="18"/>
+                <w:lang w:val="uk-UA"/>
+              </w:rPr>
+              <w:t xml:space="preserve">Свідоцтво № </w:t>
+            </w:r>
+            <w:sdt>
+              <w:sdtPr>
+                <w:rPr>
+                  <w:b w:val="0"/>
+                  <w:bCs w:val="0"/>
+                  <w:sz w:val="18"/>
+                  <w:szCs w:val="18"/>
+                  <w:lang w:val="uk-UA"/>
+                </w:rPr>
+                <w:alias w:val="CstRegNumber"/>
+                <w:tag w:val="CstRegNumber"/>
+                <w:id w:val="-1794891208"/>
+                <w:placeholder>
+                  <w:docPart w:val="8FFB54FDD4304F19A348406FFBF5AFC0"/>
+                </w:placeholder>
+                <w:showingPlcHdr/>
+                <w15:appearance w15:val="tags"/>
+                <w:text/>
+              </w:sdtPr>
+              <w:sdtEndPr/>
+              <w:sdtContent>
+                <w:r>
+                  <w:rPr>
+                    <w:rStyle w:val="af3"/>
+                    <w:lang w:val="uk-UA"/>
+                  </w:rPr>
+                  <w:t>Место для ввода текста.</w:t>
+                </w:r>
+              </w:sdtContent>
+            </w:sdt>
+            <w:r>
+              <w:rPr>
+                <w:b w:val="0"/>
+                <w:sz w:val="18"/>
+                <w:szCs w:val="18"/>
+                <w:lang w:val="uk-UA"/>
+              </w:rPr>
+              <w:t xml:space="preserve"> від </w:t>
+            </w:r>
+            <w:sdt>
+              <w:sdtPr>
+                <w:rPr>
+                  <w:b w:val="0"/>
+                  <w:sz w:val="18"/>
+                  <w:szCs w:val="18"/>
+                  <w:lang w:val="uk-UA"/>
+                </w:rPr>
+                <w:alias w:val="CstRegData"/>
+                <w:tag w:val="CstRegData"/>
+                <w:id w:val="1267500302"/>
+                <w:placeholder>
+                  <w:docPart w:val="8FFB54FDD4304F19A348406FFBF5AFC0"/>
+                </w:placeholder>
+                <w:showingPlcHdr/>
+                <w15:appearance w15:val="tags"/>
+                <w:text/>
+              </w:sdtPr>
+              <w:sdtEndPr/>
+              <w:sdtContent>
+                <w:r>
+                  <w:rPr>
+                    <w:rStyle w:val="af3"/>
+                    <w:lang w:val="uk-UA"/>
+                  </w:rPr>
+                  <w:t>Место для ввода текста.</w:t>
+                </w:r>
+              </w:sdtContent>
+            </w:sdt>
+            <w:r>
+              <w:rPr>
+                <w:sz w:val="18"/>
+                <w:szCs w:val="18"/>
+                <w:lang w:val="uk-UA"/>
+              </w:rPr>
+              <w:t xml:space="preserve"> </w:t>
+            </w:r>
+            <w:r>
+              <w:rPr>
+                <w:b w:val="0"/>
+                <w:sz w:val="18"/>
+                <w:szCs w:val="18"/>
+                <w:lang w:val="uk-UA"/>
+              </w:rPr>
+              <w:t>р.</w:t>
+            </w:r>
+          </w:p>
+          <w:p>
+            <w:pPr>
+              <w:ind w:right="-108"/>
+              <w:rPr>
+                <w:bCs w:val="0"/>
+                <w:sz w:val="18"/>
+                <w:szCs w:val="18"/>
+              </w:rPr>
+            </w:pPr>
+            <w:r>
+              <w:rPr>
+                <w:sz w:val="18"/>
+                <w:szCs w:val="18"/>
                 <w:lang w:val="uk-UA"/>
               </w:rPr>
               <w:t>Є платником</w:t>
             </w:r>
             <w:r>
               <w:rPr>
-                <w:sz w:val="20"/>
-                <w:szCs w:val="20"/>
+                <w:sz w:val="18"/>
+                <w:szCs w:val="18"/>
               </w:rPr>
               <w:t xml:space="preserve"> </w:t>
             </w:r>
             <w:sdt>
               <w:sdtPr>
                 <w:rPr>
-                  <w:sz w:val="20"/>
-                  <w:szCs w:val="20"/>
+                  <w:b w:val="0"/>
+                  <w:sz w:val="18"/>
+                  <w:szCs w:val="18"/>
                   <w:lang w:val="uk-UA"/>
                 </w:rPr>
                 <w:alias w:val="CstVATType"/>
                 <w:tag w:val="CstVATType"/>
                 <w:id w:val="25303977"/>
                 <w:placeholder>
-                  <w:docPart w:val="6F3C49E064A24E669ED2716D25548B25"/>
+                  <w:docPart w:val="F905F30FBE784B0E95DB671904E31856"/>
                 </w:placeholder>
                 <w:showingPlcHdr/>
                 <w15:appearance w15:val="tags"/>
                 <w:text/>
               </w:sdtPr>
+              <w:sdtEndPr/>
               <w:sdtContent>
                 <w:r>
                   <w:rPr>
@@ -7924,18 +7646,64 @@
               <w:ind w:right="-108"/>
               <w:rPr>
                 <w:bCs w:val="0"/>
-                <w:sz w:val="20"/>
-                <w:szCs w:val="20"/>
+                <w:sz w:val="18"/>
+                <w:szCs w:val="18"/>
                 <w:lang w:val="uk-UA"/>
               </w:rPr>
             </w:pPr>
             <w:r>
               <w:rPr>
-                <w:sz w:val="20"/>
-                <w:szCs w:val="20"/>
+                <w:sz w:val="18"/>
+                <w:szCs w:val="18"/>
                 <w:lang w:val="uk-UA"/>
               </w:rPr>
-              <w:lastRenderedPageBreak/>
+              <w:t xml:space="preserve">Індивідуальний податковий № </w:t>
+            </w:r>
+            <w:sdt>
+              <w:sdtPr>
+                <w:rPr>
+                  <w:b w:val="0"/>
+                  <w:sz w:val="18"/>
+                  <w:szCs w:val="18"/>
+                  <w:lang w:val="uk-UA"/>
+                </w:rPr>
+                <w:alias w:val="CstVAT"/>
+                <w:tag w:val="CstVAT"/>
+                <w:id w:val="1483039334"/>
+                <w:placeholder>
+                  <w:docPart w:val="1D8FDE94A8F34A059333EBA73EDB7C6F"/>
+                </w:placeholder>
+                <w:showingPlcHdr/>
+                <w15:appearance w15:val="tags"/>
+                <w:text/>
+              </w:sdtPr>
+              <w:sdtEndPr/>
+              <w:sdtContent>
+                <w:r>
+                  <w:rPr>
+                    <w:rStyle w:val="af3"/>
+                  </w:rPr>
+                  <w:t>Место для ввода текста.</w:t>
+                </w:r>
+              </w:sdtContent>
+            </w:sdt>
+          </w:p>
+          <w:p>
+            <w:pPr>
+              <w:ind w:right="-108"/>
+              <w:rPr>
+                <w:bCs w:val="0"/>
+                <w:sz w:val="18"/>
+                <w:szCs w:val="18"/>
+                <w:lang w:val="uk-UA"/>
+              </w:rPr>
+            </w:pPr>
+            <w:r>
+              <w:rPr>
+                <w:sz w:val="18"/>
+                <w:szCs w:val="18"/>
+                <w:lang w:val="uk-UA"/>
+              </w:rPr>
               <w:t>http://_________________________________</w:t>
             </w:r>
           </w:p>
@@ -7944,15 +7712,15 @@
               <w:ind w:right="-108"/>
               <w:rPr>
                 <w:bCs w:val="0"/>
-                <w:sz w:val="20"/>
-                <w:szCs w:val="20"/>
+                <w:sz w:val="18"/>
+                <w:szCs w:val="18"/>
                 <w:lang w:val="uk-UA"/>
               </w:rPr>
             </w:pPr>
             <w:r>
               <w:rPr>
-                <w:sz w:val="20"/>
-                <w:szCs w:val="20"/>
+                <w:sz w:val="18"/>
+                <w:szCs w:val="18"/>
                 <w:lang w:val="uk-UA"/>
               </w:rPr>
               <w:t>E-</w:t>
@@ -7960,8 +7728,8 @@
             <w:proofErr w:type="spellStart"/>
             <w:r>
               <w:rPr>
-                <w:sz w:val="20"/>
-                <w:szCs w:val="20"/>
+                <w:sz w:val="18"/>
+                <w:szCs w:val="18"/>
                 <w:lang w:val="uk-UA"/>
               </w:rPr>
               <w:t>mail</w:t>
@@ -7969,8 +7737,8 @@
             <w:proofErr w:type="spellEnd"/>
             <w:r>
               <w:rPr>
-                <w:sz w:val="20"/>
-                <w:szCs w:val="20"/>
+                <w:sz w:val="18"/>
+                <w:szCs w:val="18"/>
                 <w:lang w:val="uk-UA"/>
               </w:rPr>
               <w:t>: _______________________________</w:t>
@@ -8122,8 +7890,8 @@
                   <w:pPr>
                     <w:rPr>
                       <w:color w:val="000000"/>
-                      <w:sz w:val="16"/>
-                      <w:szCs w:val="16"/>
+                      <w:sz w:val="18"/>
+                      <w:szCs w:val="18"/>
                     </w:rPr>
                   </w:pPr>
                   <w:r>
@@ -8145,12 +7913,11 @@
                   <w:sdt>
                     <w:sdtPr>
                       <w:rPr>
-                        <w:b w:val="0"/>
                         <w:sz w:val="18"/>
                         <w:szCs w:val="18"/>
                       </w:rPr>
-                      <w:alias w:val="CstPerson"/>
-                      <w:tag w:val="CstPerson"/>
+                      <w:alias w:val="CstPerson1"/>
+                      <w:tag w:val="CstPerson1"/>
                       <w:id w:val="433098122"/>
                       <w:placeholder>
                         <w:docPart w:val="DF593E68AC504C50A7F8A31255543AF6"/>
@@ -8159,6 +7926,7 @@
                       <w15:appearance w15:val="tags"/>
                       <w:text/>
                     </w:sdtPr>
+                    <w:sdtEndPr/>
                     <w:sdtContent>
                       <w:r>
                         <w:rPr>
@@ -8177,15 +7945,6 @@
                     <w:t xml:space="preserve"> /</w:t>
                   </w:r>
                 </w:p>
-                <w:p>
-                  <w:pPr>
-                    <w:rPr>
-                      <w:color w:val="000000"/>
-                      <w:sz w:val="18"/>
-                      <w:szCs w:val="18"/>
-                    </w:rPr>
-                  </w:pPr>
-                </w:p>
               </w:tc>
             </w:tr>
           </w:tbl>
@@ -8232,7 +7991,6 @@
                 <w:szCs w:val="18"/>
                 <w:lang w:val="uk-UA"/>
               </w:rPr>
-              <w:lastRenderedPageBreak/>
               <w:t>Супроводження Д</w:t>
             </w:r>
             <w:r>
@@ -8564,6 +8322,7 @@
                 <w15:appearance w15:val="tags"/>
                 <w:text/>
               </w:sdtPr>
+              <w:sdtEndPr/>
               <w:sdtContent>
                 <w:r>
                   <w:rPr>
@@ -8615,7 +8374,7 @@
                 <w:szCs w:val="20"/>
                 <w:lang w:val="uk-UA" w:eastAsia="en-US"/>
               </w:rPr>
-              <w:t xml:space="preserve">   </w:t>
+              <w:t xml:space="preserve"> </w:t>
             </w:r>
             <w:sdt>
               <w:sdtPr>
@@ -8636,6 +8395,7 @@
                 <w15:appearance w15:val="tags"/>
                 <w:text/>
               </w:sdtPr>
+              <w:sdtEndPr/>
               <w:sdtContent>
                 <w:r>
                   <w:rPr>
@@ -8655,7 +8415,6 @@
         <w:rPr>
           <w:sz w:val="20"/>
           <w:szCs w:val="20"/>
-          <w:lang w:val="uk-UA"/>
         </w:rPr>
         <w:sectPr>
           <w:headerReference w:type="default" r:id="rId10"/>
@@ -14644,6 +14403,7 @@
     <w:lsdException w:name="HTML Sample" w:semiHidden="1" w:unhideWhenUsed="1"/>
     <w:lsdException w:name="HTML Typewriter" w:semiHidden="1" w:unhideWhenUsed="1"/>
     <w:lsdException w:name="HTML Variable" w:semiHidden="1" w:unhideWhenUsed="1"/>
+    <w:lsdException w:name="Normal Table" w:semiHidden="1" w:unhideWhenUsed="1"/>
     <w:lsdException w:name="annotation subject" w:semiHidden="1" w:unhideWhenUsed="1"/>
     <w:lsdException w:name="No List" w:semiHidden="1" w:unhideWhenUsed="1"/>
     <w:lsdException w:name="Outline List 1" w:semiHidden="1" w:unhideWhenUsed="1"/>
@@ -14687,8 +14447,10 @@
     <w:lsdException w:name="Table Elegant" w:semiHidden="1" w:unhideWhenUsed="1"/>
     <w:lsdException w:name="Table Professional" w:semiHidden="1" w:unhideWhenUsed="1"/>
     <w:lsdException w:name="Table Subtle 1" w:semiHidden="1" w:unhideWhenUsed="1"/>
+    <w:lsdException w:name="Table Subtle 2" w:semiHidden="1" w:unhideWhenUsed="1"/>
     <w:lsdException w:name="Table Web 1" w:semiHidden="1" w:unhideWhenUsed="1"/>
     <w:lsdException w:name="Table Web 2" w:semiHidden="1" w:unhideWhenUsed="1"/>
+    <w:lsdException w:name="Table Web 3" w:semiHidden="1" w:unhideWhenUsed="1"/>
     <w:lsdException w:name="Balloon Text" w:semiHidden="1" w:unhideWhenUsed="1"/>
     <w:lsdException w:name="Table Grid" w:uiPriority="59"/>
     <w:lsdException w:name="Table Theme" w:semiHidden="1" w:unhideWhenUsed="1"/>
@@ -15732,64 +15494,6 @@
     </w:docPart>
     <w:docPart>
       <w:docPartPr>
-        <w:name w:val="750217902B7744D3A4BA778929966159"/>
-        <w:category>
-          <w:name w:val="Общие"/>
-          <w:gallery w:val="placeholder"/>
-        </w:category>
-        <w:types>
-          <w:type w:val="bbPlcHdr"/>
-        </w:types>
-        <w:behaviors>
-          <w:behavior w:val="content"/>
-        </w:behaviors>
-        <w:guid w:val="{FCDEDF89-C57A-4C4E-9064-3F9E5953FEC0}"/>
-      </w:docPartPr>
-      <w:docPartBody>
-        <w:p>
-          <w:pPr>
-            <w:pStyle w:val="750217902B7744D3A4BA778929966159"/>
-          </w:pPr>
-          <w:r>
-            <w:rPr>
-              <w:rStyle w:val="a3"/>
-            </w:rPr>
-            <w:t>Место для ввода текста.</w:t>
-          </w:r>
-        </w:p>
-      </w:docPartBody>
-    </w:docPart>
-    <w:docPart>
-      <w:docPartPr>
-        <w:name w:val="85A923B3F2754C27ADF3AB5F065D3F91"/>
-        <w:category>
-          <w:name w:val="Общие"/>
-          <w:gallery w:val="placeholder"/>
-        </w:category>
-        <w:types>
-          <w:type w:val="bbPlcHdr"/>
-        </w:types>
-        <w:behaviors>
-          <w:behavior w:val="content"/>
-        </w:behaviors>
-        <w:guid w:val="{9CB49880-E2AA-4C67-8EB3-90EDB14A1B01}"/>
-      </w:docPartPr>
-      <w:docPartBody>
-        <w:p>
-          <w:pPr>
-            <w:pStyle w:val="85A923B3F2754C27ADF3AB5F065D3F91"/>
-          </w:pPr>
-          <w:r>
-            <w:rPr>
-              <w:rStyle w:val="a3"/>
-            </w:rPr>
-            <w:t>Место для ввода текста.</w:t>
-          </w:r>
-        </w:p>
-      </w:docPartBody>
-    </w:docPart>
-    <w:docPart>
-      <w:docPartPr>
         <w:name w:val="1D8FDE94A8F34A059333EBA73EDB7C6F"/>
         <w:category>
           <w:name w:val="Общие"/>
@@ -15811,36 +15515,6 @@
           <w:r>
             <w:rPr>
               <w:rStyle w:val="a3"/>
-            </w:rPr>
-            <w:t>Место для ввода текста.</w:t>
-          </w:r>
-        </w:p>
-      </w:docPartBody>
-    </w:docPart>
-    <w:docPart>
-      <w:docPartPr>
-        <w:name w:val="6F3C49E064A24E669ED2716D25548B25"/>
-        <w:category>
-          <w:name w:val="Общие"/>
-          <w:gallery w:val="placeholder"/>
-        </w:category>
-        <w:types>
-          <w:type w:val="bbPlcHdr"/>
-        </w:types>
-        <w:behaviors>
-          <w:behavior w:val="content"/>
-        </w:behaviors>
-        <w:guid w:val="{20D4A315-0B42-4AD6-80C4-BEF74B2E8313}"/>
-      </w:docPartPr>
-      <w:docPartBody>
-        <w:p>
-          <w:pPr>
-            <w:pStyle w:val="6F3C49E064A24E669ED2716D25548B25"/>
-          </w:pPr>
-          <w:r>
-            <w:rPr>
-              <w:rStyle w:val="a3"/>
-              <w:lang w:val="uk-UA"/>
             </w:rPr>
             <w:t>Место для ввода текста.</w:t>
           </w:r>
@@ -16267,6 +15941,92 @@
         </w:p>
       </w:docPartBody>
     </w:docPart>
+    <w:docPart>
+      <w:docPartPr>
+        <w:name w:val="8FFB54FDD4304F19A348406FFBF5AFC0"/>
+        <w:category>
+          <w:name w:val="Общие"/>
+          <w:gallery w:val="placeholder"/>
+        </w:category>
+        <w:types>
+          <w:type w:val="bbPlcHdr"/>
+        </w:types>
+        <w:behaviors>
+          <w:behavior w:val="content"/>
+        </w:behaviors>
+        <w:guid w:val="{BE83C6E0-EE74-4178-B6D2-916758375998}"/>
+      </w:docPartPr>
+      <w:docPartBody>
+        <w:p>
+          <w:pPr>
+            <w:pStyle w:val="8FFB54FDD4304F19A348406FFBF5AFC0"/>
+          </w:pPr>
+          <w:r>
+            <w:rPr>
+              <w:rStyle w:val="a3"/>
+              <w:lang w:val="uk-UA"/>
+            </w:rPr>
+            <w:t>Место для ввода текста.</w:t>
+          </w:r>
+        </w:p>
+      </w:docPartBody>
+    </w:docPart>
+    <w:docPart>
+      <w:docPartPr>
+        <w:name w:val="F905F30FBE784B0E95DB671904E31856"/>
+        <w:category>
+          <w:name w:val="Общие"/>
+          <w:gallery w:val="placeholder"/>
+        </w:category>
+        <w:types>
+          <w:type w:val="bbPlcHdr"/>
+        </w:types>
+        <w:behaviors>
+          <w:behavior w:val="content"/>
+        </w:behaviors>
+        <w:guid w:val="{D651CE99-3981-44B1-969F-198FC8AE8567}"/>
+      </w:docPartPr>
+      <w:docPartBody>
+        <w:p>
+          <w:pPr>
+            <w:pStyle w:val="F905F30FBE784B0E95DB671904E31856"/>
+          </w:pPr>
+          <w:r>
+            <w:rPr>
+              <w:rStyle w:val="a3"/>
+              <w:lang w:val="uk-UA"/>
+            </w:rPr>
+            <w:t>Место для ввода текста.</w:t>
+          </w:r>
+        </w:p>
+      </w:docPartBody>
+    </w:docPart>
+    <w:docPart>
+      <w:docPartPr>
+        <w:name w:val="DefaultPlaceholder_-1854013436"/>
+        <w:category>
+          <w:name w:val="Общие"/>
+          <w:gallery w:val="placeholder"/>
+        </w:category>
+        <w:types>
+          <w:type w:val="bbPlcHdr"/>
+        </w:types>
+        <w:behaviors>
+          <w:behavior w:val="content"/>
+        </w:behaviors>
+        <w:guid w:val="{2CC8AE5A-EE90-4F4C-A103-BD7A0C2B617A}"/>
+      </w:docPartPr>
+      <w:docPartBody>
+        <w:p>
+          <w:r>
+            <w:rPr>
+              <w:rStyle w:val="a3"/>
+            </w:rPr>
+            <w:t>Выберите стандартный блок.</w:t>
+          </w:r>
+        </w:p>
+      </w:docPartBody>
+    </w:docPart>
   </w:docParts>
 </w:glossaryDocument>
 </file>
@@ -16325,11 +16085,10 @@
   </w:font>
   <w:font w:name="Mangal">
     <w:panose1 w:val="00000400000000000000"/>
-    <w:charset w:val="01"/>
+    <w:charset w:val="00"/>
     <w:family w:val="roman"/>
-    <w:notTrueType/>
     <w:pitch w:val="variable"/>
-    <w:sig w:usb0="00002000" w:usb1="00000000" w:usb2="00000000" w:usb3="00000000" w:csb0="00000000" w:csb1="00000000"/>
+    <w:sig w:usb0="00008003" w:usb1="00000000" w:usb2="00000000" w:usb3="00000000" w:csb0="00000001" w:csb1="00000000"/>
   </w:font>
   <w:font w:name="Times New Roman CYR">
     <w:panose1 w:val="02020603050405020304"/>
@@ -16371,7 +16130,11 @@
   </w:compat>
   <w:rsids>
     <w:rsidRoot w:val="00E84570"/>
+    <w:rsid w:val="00155044"/>
+    <w:rsid w:val="004F6D14"/>
     <w:rsid w:val="008618DE"/>
+    <w:rsid w:val="00B077AD"/>
+    <w:rsid w:val="00DB349E"/>
     <w:rsid w:val="00E84570"/>
   </w:rsids>
   <m:mathPr>
@@ -16825,7 +16588,7 @@
     <w:basedOn w:val="a0"/>
     <w:uiPriority w:val="99"/>
     <w:semiHidden/>
-    <w:rsid w:val="00E84570"/>
+    <w:rsid w:val="00155044"/>
     <w:rPr>
       <w:color w:val="808080"/>
     </w:rPr>
@@ -16937,6 +16700,14 @@
   <w:style w:type="paragraph" w:customStyle="1" w:styleId="480C5AFEE5224DAD8AF6753587F68F37">
     <w:name w:val="480C5AFEE5224DAD8AF6753587F68F37"/>
     <w:rsid w:val="00E84570"/>
+  </w:style>
+  <w:style w:type="paragraph" w:customStyle="1" w:styleId="8FFB54FDD4304F19A348406FFBF5AFC0">
+    <w:name w:val="8FFB54FDD4304F19A348406FFBF5AFC0"/>
+    <w:rsid w:val="004F6D14"/>
+  </w:style>
+  <w:style w:type="paragraph" w:customStyle="1" w:styleId="F905F30FBE784B0E95DB671904E31856">
+    <w:name w:val="F905F30FBE784B0E95DB671904E31856"/>
+    <w:rsid w:val="00DB349E"/>
   </w:style>
 </w:styles>
 </file>
